--- a/docs/ugc-scripts/דף האמת - מה מותר להגיד.docx
+++ b/docs/ugc-scripts/דף האמת - מה מותר להגיד.docx
@@ -5,27 +5,26 @@
     <w:p>
       <w:pPr>
         <w:bidi w:val="1"/>
-        <w:spacing w:after="200"/>
-        <w:jc w:val="right"/>
+        <w:spacing w:after="120"/>
+        <w:jc w:val="left"/>
       </w:pPr>
       <w:r>
         <w:rPr>
           <w:rFonts w:ascii="Arial" w:hAnsi="Arial"/>
-          <w:b/>
-          <w:sz w:val="40"/>
+          <w:b w:val="0"/>
+          <w:sz w:val="24"/>
           <w:rFonts w:ascii="Arial" w:hAnsi="Arial" w:cs="Arial" w:eastAsia="Arial"/>
           <w:rtl/>
           <w:cs/>
-          <w:bCs/>
         </w:rPr>
-        <w:t>מִקְרָא — דף האמת לתסריטים</w:t>
+        <w:t>﻿# מִקְרָא — דף האמת לתסריטים</w:t>
       </w:r>
     </w:p>
     <w:p>
       <w:pPr>
         <w:bidi w:val="1"/>
         <w:spacing w:after="120"/>
-        <w:jc w:val="right"/>
+        <w:jc w:val="left"/>
       </w:pPr>
       <w:r>
         <w:rPr>
@@ -43,7 +42,7 @@
       <w:pPr>
         <w:bidi w:val="1"/>
         <w:spacing w:before="240" w:after="120"/>
-        <w:jc w:val="right"/>
+        <w:jc w:val="center"/>
       </w:pPr>
       <w:r>
         <w:rPr>
@@ -63,7 +62,7 @@
       <w:pPr>
         <w:bidi w:val="1"/>
         <w:spacing w:after="120"/>
-        <w:jc w:val="right"/>
+        <w:jc w:val="left"/>
       </w:pPr>
       <w:r>
         <w:rPr>
@@ -82,7 +81,7 @@
         <w:bidi w:val="1"/>
         <w:spacing w:after="60"/>
         <w:ind w:left="0"/>
-        <w:jc w:val="right"/>
+        <w:jc w:val="left"/>
       </w:pPr>
       <w:r>
         <w:rPr>
@@ -124,7 +123,7 @@
         <w:bidi w:val="1"/>
         <w:spacing w:after="60"/>
         <w:ind w:left="0"/>
-        <w:jc w:val="right"/>
+        <w:jc w:val="left"/>
       </w:pPr>
       <w:r>
         <w:rPr>
@@ -166,7 +165,7 @@
         <w:bidi w:val="1"/>
         <w:spacing w:after="60"/>
         <w:ind w:left="0"/>
-        <w:jc w:val="right"/>
+        <w:jc w:val="left"/>
       </w:pPr>
       <w:r>
         <w:rPr>
@@ -207,7 +206,7 @@
       <w:pPr>
         <w:bidi w:val="1"/>
         <w:spacing w:before="240" w:after="120"/>
-        <w:jc w:val="right"/>
+        <w:jc w:val="center"/>
       </w:pPr>
       <w:r>
         <w:rPr>
@@ -245,7 +244,7 @@
           <w:p>
             <w:pPr>
               <w:bidi w:val="1"/>
-              <w:jc w:val="right"/>
+              <w:jc w:val="left"/>
             </w:pPr>
             <w:r/>
             <w:r>
@@ -269,7 +268,7 @@
           <w:p>
             <w:pPr>
               <w:bidi w:val="1"/>
-              <w:jc w:val="right"/>
+              <w:jc w:val="left"/>
             </w:pPr>
             <w:r/>
             <w:r>
@@ -293,7 +292,7 @@
           <w:p>
             <w:pPr>
               <w:bidi w:val="1"/>
-              <w:jc w:val="right"/>
+              <w:jc w:val="left"/>
             </w:pPr>
             <w:r/>
             <w:r>
@@ -317,7 +316,7 @@
           <w:p>
             <w:pPr>
               <w:bidi w:val="1"/>
-              <w:jc w:val="right"/>
+              <w:jc w:val="left"/>
             </w:pPr>
             <w:r/>
             <w:r>
@@ -341,7 +340,7 @@
           <w:p>
             <w:pPr>
               <w:bidi w:val="1"/>
-              <w:jc w:val="right"/>
+              <w:jc w:val="left"/>
             </w:pPr>
             <w:r/>
             <w:r>
@@ -367,7 +366,7 @@
           <w:p>
             <w:pPr>
               <w:bidi w:val="1"/>
-              <w:jc w:val="right"/>
+              <w:jc w:val="left"/>
             </w:pPr>
             <w:r/>
             <w:r>
@@ -391,7 +390,7 @@
           <w:p>
             <w:pPr>
               <w:bidi w:val="1"/>
-              <w:jc w:val="right"/>
+              <w:jc w:val="left"/>
             </w:pPr>
             <w:r/>
             <w:r>
@@ -414,7 +413,7 @@
           <w:p>
             <w:pPr>
               <w:bidi w:val="1"/>
-              <w:jc w:val="right"/>
+              <w:jc w:val="left"/>
             </w:pPr>
             <w:r/>
             <w:r>
@@ -437,7 +436,7 @@
           <w:p>
             <w:pPr>
               <w:bidi w:val="1"/>
-              <w:jc w:val="right"/>
+              <w:jc w:val="left"/>
             </w:pPr>
             <w:r/>
             <w:r>
@@ -460,7 +459,7 @@
           <w:p>
             <w:pPr>
               <w:bidi w:val="1"/>
-              <w:jc w:val="right"/>
+              <w:jc w:val="left"/>
             </w:pPr>
             <w:r/>
             <w:r>
@@ -485,7 +484,7 @@
           <w:p>
             <w:pPr>
               <w:bidi w:val="1"/>
-              <w:jc w:val="right"/>
+              <w:jc w:val="left"/>
             </w:pPr>
             <w:r/>
             <w:r>
@@ -509,7 +508,7 @@
           <w:p>
             <w:pPr>
               <w:bidi w:val="1"/>
-              <w:jc w:val="right"/>
+              <w:jc w:val="left"/>
             </w:pPr>
             <w:r/>
             <w:r>
@@ -532,7 +531,7 @@
           <w:p>
             <w:pPr>
               <w:bidi w:val="1"/>
-              <w:jc w:val="right"/>
+              <w:jc w:val="left"/>
             </w:pPr>
             <w:r/>
             <w:r>
@@ -555,7 +554,7 @@
           <w:p>
             <w:pPr>
               <w:bidi w:val="1"/>
-              <w:jc w:val="right"/>
+              <w:jc w:val="left"/>
             </w:pPr>
             <w:r/>
             <w:r>
@@ -578,7 +577,7 @@
           <w:p>
             <w:pPr>
               <w:bidi w:val="1"/>
-              <w:jc w:val="right"/>
+              <w:jc w:val="left"/>
             </w:pPr>
             <w:r/>
             <w:r>
@@ -603,7 +602,7 @@
           <w:p>
             <w:pPr>
               <w:bidi w:val="1"/>
-              <w:jc w:val="right"/>
+              <w:jc w:val="left"/>
             </w:pPr>
             <w:r/>
             <w:r>
@@ -627,7 +626,7 @@
           <w:p>
             <w:pPr>
               <w:bidi w:val="1"/>
-              <w:jc w:val="right"/>
+              <w:jc w:val="left"/>
             </w:pPr>
             <w:r/>
             <w:r>
@@ -650,7 +649,7 @@
           <w:p>
             <w:pPr>
               <w:bidi w:val="1"/>
-              <w:jc w:val="right"/>
+              <w:jc w:val="left"/>
             </w:pPr>
             <w:r/>
             <w:r>
@@ -673,7 +672,7 @@
           <w:p>
             <w:pPr>
               <w:bidi w:val="1"/>
-              <w:jc w:val="right"/>
+              <w:jc w:val="left"/>
             </w:pPr>
             <w:r/>
             <w:r>
@@ -696,7 +695,7 @@
           <w:p>
             <w:pPr>
               <w:bidi w:val="1"/>
-              <w:jc w:val="right"/>
+              <w:jc w:val="left"/>
             </w:pPr>
             <w:r/>
             <w:r>
@@ -721,7 +720,7 @@
           <w:p>
             <w:pPr>
               <w:bidi w:val="1"/>
-              <w:jc w:val="right"/>
+              <w:jc w:val="left"/>
             </w:pPr>
             <w:r/>
             <w:r>
@@ -745,7 +744,7 @@
           <w:p>
             <w:pPr>
               <w:bidi w:val="1"/>
-              <w:jc w:val="right"/>
+              <w:jc w:val="left"/>
             </w:pPr>
             <w:r/>
             <w:r>
@@ -768,7 +767,7 @@
           <w:p>
             <w:pPr>
               <w:bidi w:val="1"/>
-              <w:jc w:val="right"/>
+              <w:jc w:val="left"/>
             </w:pPr>
             <w:r/>
             <w:r>
@@ -791,7 +790,7 @@
           <w:p>
             <w:pPr>
               <w:bidi w:val="1"/>
-              <w:jc w:val="right"/>
+              <w:jc w:val="left"/>
             </w:pPr>
             <w:r/>
             <w:r>
@@ -814,7 +813,7 @@
           <w:p>
             <w:pPr>
               <w:bidi w:val="1"/>
-              <w:jc w:val="right"/>
+              <w:jc w:val="left"/>
             </w:pPr>
             <w:r/>
             <w:r>
@@ -839,7 +838,7 @@
           <w:p>
             <w:pPr>
               <w:bidi w:val="1"/>
-              <w:jc w:val="right"/>
+              <w:jc w:val="left"/>
             </w:pPr>
             <w:r/>
             <w:r>
@@ -863,7 +862,7 @@
           <w:p>
             <w:pPr>
               <w:bidi w:val="1"/>
-              <w:jc w:val="right"/>
+              <w:jc w:val="left"/>
             </w:pPr>
             <w:r/>
             <w:r>
@@ -886,7 +885,7 @@
           <w:p>
             <w:pPr>
               <w:bidi w:val="1"/>
-              <w:jc w:val="right"/>
+              <w:jc w:val="left"/>
             </w:pPr>
             <w:r/>
             <w:r>
@@ -909,7 +908,7 @@
           <w:p>
             <w:pPr>
               <w:bidi w:val="1"/>
-              <w:jc w:val="right"/>
+              <w:jc w:val="left"/>
             </w:pPr>
             <w:r/>
             <w:r>
@@ -932,7 +931,7 @@
           <w:p>
             <w:pPr>
               <w:bidi w:val="1"/>
-              <w:jc w:val="right"/>
+              <w:jc w:val="left"/>
             </w:pPr>
             <w:r/>
             <w:r>
@@ -968,7 +967,7 @@
         <w:bidi w:val="1"/>
         <w:spacing w:after="60"/>
         <w:ind w:left="0"/>
-        <w:jc w:val="right"/>
+        <w:jc w:val="left"/>
       </w:pPr>
       <w:r>
         <w:rPr>
@@ -1022,7 +1021,7 @@
         <w:bidi w:val="1"/>
         <w:spacing w:after="60"/>
         <w:ind w:left="0"/>
-        <w:jc w:val="right"/>
+        <w:jc w:val="left"/>
       </w:pPr>
       <w:r>
         <w:rPr>
@@ -1040,7 +1039,7 @@
       <w:pPr>
         <w:bidi w:val="1"/>
         <w:spacing w:before="240" w:after="120"/>
-        <w:jc w:val="right"/>
+        <w:jc w:val="center"/>
       </w:pPr>
       <w:r>
         <w:rPr>
@@ -1079,7 +1078,7 @@
           <w:p>
             <w:pPr>
               <w:bidi w:val="1"/>
-              <w:jc w:val="right"/>
+              <w:jc w:val="left"/>
             </w:pPr>
             <w:r/>
             <w:r>
@@ -1103,7 +1102,7 @@
           <w:p>
             <w:pPr>
               <w:bidi w:val="1"/>
-              <w:jc w:val="right"/>
+              <w:jc w:val="left"/>
             </w:pPr>
             <w:r/>
             <w:r>
@@ -1127,7 +1126,7 @@
           <w:p>
             <w:pPr>
               <w:bidi w:val="1"/>
-              <w:jc w:val="right"/>
+              <w:jc w:val="left"/>
             </w:pPr>
             <w:r/>
             <w:r>
@@ -1151,7 +1150,7 @@
           <w:p>
             <w:pPr>
               <w:bidi w:val="1"/>
-              <w:jc w:val="right"/>
+              <w:jc w:val="left"/>
             </w:pPr>
             <w:r/>
             <w:r>
@@ -1175,7 +1174,7 @@
           <w:p>
             <w:pPr>
               <w:bidi w:val="1"/>
-              <w:jc w:val="right"/>
+              <w:jc w:val="left"/>
             </w:pPr>
             <w:r/>
             <w:r>
@@ -1199,7 +1198,7 @@
           <w:p>
             <w:pPr>
               <w:bidi w:val="1"/>
-              <w:jc w:val="right"/>
+              <w:jc w:val="left"/>
             </w:pPr>
             <w:r/>
             <w:r>
@@ -1225,7 +1224,7 @@
           <w:p>
             <w:pPr>
               <w:bidi w:val="1"/>
-              <w:jc w:val="right"/>
+              <w:jc w:val="left"/>
             </w:pPr>
             <w:r/>
             <w:r>
@@ -1248,7 +1247,7 @@
           <w:p>
             <w:pPr>
               <w:bidi w:val="1"/>
-              <w:jc w:val="right"/>
+              <w:jc w:val="left"/>
             </w:pPr>
             <w:r/>
             <w:r>
@@ -1271,7 +1270,7 @@
           <w:p>
             <w:pPr>
               <w:bidi w:val="1"/>
-              <w:jc w:val="right"/>
+              <w:jc w:val="left"/>
             </w:pPr>
             <w:r/>
             <w:r>
@@ -1294,7 +1293,7 @@
           <w:p>
             <w:pPr>
               <w:bidi w:val="1"/>
-              <w:jc w:val="right"/>
+              <w:jc w:val="left"/>
             </w:pPr>
             <w:r/>
             <w:r>
@@ -1317,7 +1316,7 @@
           <w:p>
             <w:pPr>
               <w:bidi w:val="1"/>
-              <w:jc w:val="right"/>
+              <w:jc w:val="left"/>
             </w:pPr>
             <w:r/>
             <w:r>
@@ -1340,7 +1339,7 @@
           <w:p>
             <w:pPr>
               <w:bidi w:val="1"/>
-              <w:jc w:val="right"/>
+              <w:jc w:val="left"/>
             </w:pPr>
             <w:r/>
             <w:r>
@@ -1365,7 +1364,7 @@
           <w:p>
             <w:pPr>
               <w:bidi w:val="1"/>
-              <w:jc w:val="right"/>
+              <w:jc w:val="left"/>
             </w:pPr>
             <w:r/>
             <w:r>
@@ -1388,7 +1387,7 @@
           <w:p>
             <w:pPr>
               <w:bidi w:val="1"/>
-              <w:jc w:val="right"/>
+              <w:jc w:val="left"/>
             </w:pPr>
             <w:r/>
             <w:r>
@@ -1411,7 +1410,7 @@
           <w:p>
             <w:pPr>
               <w:bidi w:val="1"/>
-              <w:jc w:val="right"/>
+              <w:jc w:val="left"/>
             </w:pPr>
             <w:r/>
             <w:r>
@@ -1434,7 +1433,7 @@
           <w:p>
             <w:pPr>
               <w:bidi w:val="1"/>
-              <w:jc w:val="right"/>
+              <w:jc w:val="left"/>
             </w:pPr>
             <w:r/>
             <w:r>
@@ -1457,7 +1456,7 @@
           <w:p>
             <w:pPr>
               <w:bidi w:val="1"/>
-              <w:jc w:val="right"/>
+              <w:jc w:val="left"/>
             </w:pPr>
             <w:r/>
             <w:r>
@@ -1480,7 +1479,7 @@
           <w:p>
             <w:pPr>
               <w:bidi w:val="1"/>
-              <w:jc w:val="right"/>
+              <w:jc w:val="left"/>
             </w:pPr>
             <w:r/>
             <w:r>
@@ -1505,7 +1504,7 @@
           <w:p>
             <w:pPr>
               <w:bidi w:val="1"/>
-              <w:jc w:val="right"/>
+              <w:jc w:val="left"/>
             </w:pPr>
             <w:r/>
             <w:r>
@@ -1528,7 +1527,7 @@
           <w:p>
             <w:pPr>
               <w:bidi w:val="1"/>
-              <w:jc w:val="right"/>
+              <w:jc w:val="left"/>
             </w:pPr>
             <w:r/>
             <w:r>
@@ -1551,7 +1550,7 @@
           <w:p>
             <w:pPr>
               <w:bidi w:val="1"/>
-              <w:jc w:val="right"/>
+              <w:jc w:val="left"/>
             </w:pPr>
             <w:r/>
             <w:r>
@@ -1574,7 +1573,7 @@
           <w:p>
             <w:pPr>
               <w:bidi w:val="1"/>
-              <w:jc w:val="right"/>
+              <w:jc w:val="left"/>
             </w:pPr>
             <w:r/>
             <w:r>
@@ -1597,7 +1596,7 @@
           <w:p>
             <w:pPr>
               <w:bidi w:val="1"/>
-              <w:jc w:val="right"/>
+              <w:jc w:val="left"/>
             </w:pPr>
             <w:r/>
             <w:r>
@@ -1620,7 +1619,7 @@
           <w:p>
             <w:pPr>
               <w:bidi w:val="1"/>
-              <w:jc w:val="right"/>
+              <w:jc w:val="left"/>
             </w:pPr>
             <w:r/>
             <w:r>
@@ -1645,7 +1644,7 @@
           <w:p>
             <w:pPr>
               <w:bidi w:val="1"/>
-              <w:jc w:val="right"/>
+              <w:jc w:val="left"/>
             </w:pPr>
             <w:r/>
             <w:r>
@@ -1668,7 +1667,7 @@
           <w:p>
             <w:pPr>
               <w:bidi w:val="1"/>
-              <w:jc w:val="right"/>
+              <w:jc w:val="left"/>
             </w:pPr>
             <w:r/>
             <w:r>
@@ -1691,7 +1690,7 @@
           <w:p>
             <w:pPr>
               <w:bidi w:val="1"/>
-              <w:jc w:val="right"/>
+              <w:jc w:val="left"/>
             </w:pPr>
             <w:r/>
             <w:r>
@@ -1714,7 +1713,7 @@
           <w:p>
             <w:pPr>
               <w:bidi w:val="1"/>
-              <w:jc w:val="right"/>
+              <w:jc w:val="left"/>
             </w:pPr>
             <w:r/>
             <w:r>
@@ -1737,7 +1736,7 @@
           <w:p>
             <w:pPr>
               <w:bidi w:val="1"/>
-              <w:jc w:val="right"/>
+              <w:jc w:val="left"/>
             </w:pPr>
             <w:r/>
             <w:r>
@@ -1760,7 +1759,7 @@
           <w:p>
             <w:pPr>
               <w:bidi w:val="1"/>
-              <w:jc w:val="right"/>
+              <w:jc w:val="left"/>
             </w:pPr>
             <w:r/>
             <w:r>
@@ -1785,7 +1784,7 @@
           <w:p>
             <w:pPr>
               <w:bidi w:val="1"/>
-              <w:jc w:val="right"/>
+              <w:jc w:val="left"/>
             </w:pPr>
             <w:r/>
             <w:r>
@@ -1808,7 +1807,7 @@
           <w:p>
             <w:pPr>
               <w:bidi w:val="1"/>
-              <w:jc w:val="right"/>
+              <w:jc w:val="left"/>
             </w:pPr>
             <w:r/>
             <w:r>
@@ -1831,7 +1830,7 @@
           <w:p>
             <w:pPr>
               <w:bidi w:val="1"/>
-              <w:jc w:val="right"/>
+              <w:jc w:val="left"/>
             </w:pPr>
             <w:r/>
             <w:r>
@@ -1854,7 +1853,7 @@
           <w:p>
             <w:pPr>
               <w:bidi w:val="1"/>
-              <w:jc w:val="right"/>
+              <w:jc w:val="left"/>
             </w:pPr>
             <w:r/>
             <w:r>
@@ -1877,7 +1876,7 @@
           <w:p>
             <w:pPr>
               <w:bidi w:val="1"/>
-              <w:jc w:val="right"/>
+              <w:jc w:val="left"/>
             </w:pPr>
             <w:r/>
             <w:r>
@@ -1900,7 +1899,7 @@
           <w:p>
             <w:pPr>
               <w:bidi w:val="1"/>
-              <w:jc w:val="right"/>
+              <w:jc w:val="left"/>
             </w:pPr>
             <w:r/>
             <w:r>
@@ -1925,7 +1924,7 @@
           <w:p>
             <w:pPr>
               <w:bidi w:val="1"/>
-              <w:jc w:val="right"/>
+              <w:jc w:val="left"/>
             </w:pPr>
             <w:r/>
             <w:r>
@@ -1948,7 +1947,7 @@
           <w:p>
             <w:pPr>
               <w:bidi w:val="1"/>
-              <w:jc w:val="right"/>
+              <w:jc w:val="left"/>
             </w:pPr>
             <w:r/>
             <w:r>
@@ -1971,7 +1970,7 @@
           <w:p>
             <w:pPr>
               <w:bidi w:val="1"/>
-              <w:jc w:val="right"/>
+              <w:jc w:val="left"/>
             </w:pPr>
             <w:r/>
             <w:r>
@@ -1994,7 +1993,7 @@
           <w:p>
             <w:pPr>
               <w:bidi w:val="1"/>
-              <w:jc w:val="right"/>
+              <w:jc w:val="left"/>
             </w:pPr>
             <w:r/>
             <w:r>
@@ -2017,7 +2016,7 @@
           <w:p>
             <w:pPr>
               <w:bidi w:val="1"/>
-              <w:jc w:val="right"/>
+              <w:jc w:val="left"/>
             </w:pPr>
             <w:r/>
             <w:r>
@@ -2040,7 +2039,7 @@
           <w:p>
             <w:pPr>
               <w:bidi w:val="1"/>
-              <w:jc w:val="right"/>
+              <w:jc w:val="left"/>
             </w:pPr>
             <w:r/>
             <w:r>
@@ -2065,7 +2064,7 @@
           <w:p>
             <w:pPr>
               <w:bidi w:val="1"/>
-              <w:jc w:val="right"/>
+              <w:jc w:val="left"/>
             </w:pPr>
             <w:r/>
             <w:r>
@@ -2088,7 +2087,7 @@
           <w:p>
             <w:pPr>
               <w:bidi w:val="1"/>
-              <w:jc w:val="right"/>
+              <w:jc w:val="left"/>
             </w:pPr>
             <w:r/>
             <w:r>
@@ -2111,7 +2110,7 @@
           <w:p>
             <w:pPr>
               <w:bidi w:val="1"/>
-              <w:jc w:val="right"/>
+              <w:jc w:val="left"/>
             </w:pPr>
             <w:r/>
             <w:r>
@@ -2134,7 +2133,7 @@
           <w:p>
             <w:pPr>
               <w:bidi w:val="1"/>
-              <w:jc w:val="right"/>
+              <w:jc w:val="left"/>
             </w:pPr>
             <w:r/>
             <w:r>
@@ -2157,7 +2156,7 @@
           <w:p>
             <w:pPr>
               <w:bidi w:val="1"/>
-              <w:jc w:val="right"/>
+              <w:jc w:val="left"/>
             </w:pPr>
             <w:r/>
             <w:r>
@@ -2180,7 +2179,7 @@
           <w:p>
             <w:pPr>
               <w:bidi w:val="1"/>
-              <w:jc w:val="right"/>
+              <w:jc w:val="left"/>
             </w:pPr>
             <w:r/>
             <w:r>
@@ -2205,7 +2204,7 @@
           <w:p>
             <w:pPr>
               <w:bidi w:val="1"/>
-              <w:jc w:val="right"/>
+              <w:jc w:val="left"/>
             </w:pPr>
             <w:r/>
             <w:r>
@@ -2228,7 +2227,7 @@
           <w:p>
             <w:pPr>
               <w:bidi w:val="1"/>
-              <w:jc w:val="right"/>
+              <w:jc w:val="left"/>
             </w:pPr>
             <w:r/>
             <w:r>
@@ -2251,7 +2250,7 @@
           <w:p>
             <w:pPr>
               <w:bidi w:val="1"/>
-              <w:jc w:val="right"/>
+              <w:jc w:val="left"/>
             </w:pPr>
             <w:r/>
             <w:r>
@@ -2274,7 +2273,7 @@
           <w:p>
             <w:pPr>
               <w:bidi w:val="1"/>
-              <w:jc w:val="right"/>
+              <w:jc w:val="left"/>
             </w:pPr>
             <w:r/>
             <w:r>
@@ -2297,7 +2296,7 @@
           <w:p>
             <w:pPr>
               <w:bidi w:val="1"/>
-              <w:jc w:val="right"/>
+              <w:jc w:val="left"/>
             </w:pPr>
             <w:r/>
             <w:r>
@@ -2320,7 +2319,7 @@
           <w:p>
             <w:pPr>
               <w:bidi w:val="1"/>
-              <w:jc w:val="right"/>
+              <w:jc w:val="left"/>
             </w:pPr>
             <w:r/>
             <w:r>
@@ -2357,7 +2356,7 @@
           <w:p>
             <w:pPr>
               <w:bidi w:val="1"/>
-              <w:jc w:val="right"/>
+              <w:jc w:val="left"/>
             </w:pPr>
             <w:r/>
             <w:r>
@@ -2380,7 +2379,7 @@
           <w:p>
             <w:pPr>
               <w:bidi w:val="1"/>
-              <w:jc w:val="right"/>
+              <w:jc w:val="left"/>
             </w:pPr>
             <w:r/>
             <w:r>
@@ -2403,7 +2402,7 @@
           <w:p>
             <w:pPr>
               <w:bidi w:val="1"/>
-              <w:jc w:val="right"/>
+              <w:jc w:val="left"/>
             </w:pPr>
             <w:r/>
             <w:r>
@@ -2426,7 +2425,7 @@
           <w:p>
             <w:pPr>
               <w:bidi w:val="1"/>
-              <w:jc w:val="right"/>
+              <w:jc w:val="left"/>
             </w:pPr>
             <w:r/>
             <w:r>
@@ -2449,7 +2448,7 @@
           <w:p>
             <w:pPr>
               <w:bidi w:val="1"/>
-              <w:jc w:val="right"/>
+              <w:jc w:val="left"/>
             </w:pPr>
             <w:r/>
             <w:r>
@@ -2472,7 +2471,7 @@
           <w:p>
             <w:pPr>
               <w:bidi w:val="1"/>
-              <w:jc w:val="right"/>
+              <w:jc w:val="left"/>
             </w:pPr>
             <w:r/>
             <w:r>
@@ -2509,7 +2508,7 @@
           <w:p>
             <w:pPr>
               <w:bidi w:val="1"/>
-              <w:jc w:val="right"/>
+              <w:jc w:val="left"/>
             </w:pPr>
             <w:r/>
             <w:r>
@@ -2532,7 +2531,7 @@
           <w:p>
             <w:pPr>
               <w:bidi w:val="1"/>
-              <w:jc w:val="right"/>
+              <w:jc w:val="left"/>
             </w:pPr>
             <w:r/>
             <w:r>
@@ -2555,7 +2554,7 @@
           <w:p>
             <w:pPr>
               <w:bidi w:val="1"/>
-              <w:jc w:val="right"/>
+              <w:jc w:val="left"/>
             </w:pPr>
             <w:r/>
             <w:r>
@@ -2578,7 +2577,7 @@
           <w:p>
             <w:pPr>
               <w:bidi w:val="1"/>
-              <w:jc w:val="right"/>
+              <w:jc w:val="left"/>
             </w:pPr>
             <w:r/>
             <w:r>
@@ -2601,7 +2600,7 @@
           <w:p>
             <w:pPr>
               <w:bidi w:val="1"/>
-              <w:jc w:val="right"/>
+              <w:jc w:val="left"/>
             </w:pPr>
             <w:r/>
             <w:r>
@@ -2624,7 +2623,7 @@
           <w:p>
             <w:pPr>
               <w:bidi w:val="1"/>
-              <w:jc w:val="right"/>
+              <w:jc w:val="left"/>
             </w:pPr>
             <w:r/>
             <w:r>
@@ -2661,7 +2660,7 @@
           <w:p>
             <w:pPr>
               <w:bidi w:val="1"/>
-              <w:jc w:val="right"/>
+              <w:jc w:val="left"/>
             </w:pPr>
             <w:r/>
             <w:r>
@@ -2684,7 +2683,7 @@
           <w:p>
             <w:pPr>
               <w:bidi w:val="1"/>
-              <w:jc w:val="right"/>
+              <w:jc w:val="left"/>
             </w:pPr>
             <w:r/>
             <w:r>
@@ -2707,7 +2706,7 @@
           <w:p>
             <w:pPr>
               <w:bidi w:val="1"/>
-              <w:jc w:val="right"/>
+              <w:jc w:val="left"/>
             </w:pPr>
             <w:r/>
             <w:r>
@@ -2730,7 +2729,7 @@
           <w:p>
             <w:pPr>
               <w:bidi w:val="1"/>
-              <w:jc w:val="right"/>
+              <w:jc w:val="left"/>
             </w:pPr>
             <w:r/>
             <w:r>
@@ -2753,7 +2752,7 @@
           <w:p>
             <w:pPr>
               <w:bidi w:val="1"/>
-              <w:jc w:val="right"/>
+              <w:jc w:val="left"/>
             </w:pPr>
             <w:r/>
             <w:r>
@@ -2776,7 +2775,7 @@
           <w:p>
             <w:pPr>
               <w:bidi w:val="1"/>
-              <w:jc w:val="right"/>
+              <w:jc w:val="left"/>
             </w:pPr>
             <w:r/>
             <w:r>
@@ -2813,7 +2812,7 @@
           <w:p>
             <w:pPr>
               <w:bidi w:val="1"/>
-              <w:jc w:val="right"/>
+              <w:jc w:val="left"/>
             </w:pPr>
             <w:r/>
             <w:r>
@@ -2836,7 +2835,7 @@
           <w:p>
             <w:pPr>
               <w:bidi w:val="1"/>
-              <w:jc w:val="right"/>
+              <w:jc w:val="left"/>
             </w:pPr>
             <w:r/>
             <w:r>
@@ -2859,7 +2858,7 @@
           <w:p>
             <w:pPr>
               <w:bidi w:val="1"/>
-              <w:jc w:val="right"/>
+              <w:jc w:val="left"/>
             </w:pPr>
             <w:r/>
             <w:r>
@@ -2882,7 +2881,7 @@
           <w:p>
             <w:pPr>
               <w:bidi w:val="1"/>
-              <w:jc w:val="right"/>
+              <w:jc w:val="left"/>
             </w:pPr>
             <w:r/>
             <w:r>
@@ -2905,7 +2904,7 @@
           <w:p>
             <w:pPr>
               <w:bidi w:val="1"/>
-              <w:jc w:val="right"/>
+              <w:jc w:val="left"/>
             </w:pPr>
             <w:r/>
             <w:r>
@@ -2928,7 +2927,7 @@
           <w:p>
             <w:pPr>
               <w:bidi w:val="1"/>
-              <w:jc w:val="right"/>
+              <w:jc w:val="left"/>
             </w:pPr>
             <w:r/>
             <w:r>
@@ -2953,7 +2952,7 @@
         <w:bidi w:val="1"/>
         <w:spacing w:after="60"/>
         <w:ind w:left="0"/>
-        <w:jc w:val="right"/>
+        <w:jc w:val="left"/>
       </w:pPr>
       <w:r>
         <w:rPr>
@@ -2995,7 +2994,7 @@
         <w:bidi w:val="1"/>
         <w:spacing w:after="60"/>
         <w:ind w:left="0"/>
-        <w:jc w:val="right"/>
+        <w:jc w:val="left"/>
       </w:pPr>
       <w:r>
         <w:rPr>
@@ -3014,7 +3013,7 @@
         <w:bidi w:val="1"/>
         <w:spacing w:after="60"/>
         <w:ind w:left="0"/>
-        <w:jc w:val="right"/>
+        <w:jc w:val="left"/>
       </w:pPr>
       <w:r>
         <w:rPr>
@@ -3055,7 +3054,7 @@
       <w:pPr>
         <w:bidi w:val="1"/>
         <w:spacing w:before="240" w:after="120"/>
-        <w:jc w:val="right"/>
+        <w:jc w:val="center"/>
       </w:pPr>
       <w:r>
         <w:rPr>
@@ -3075,7 +3074,7 @@
       <w:pPr>
         <w:bidi w:val="1"/>
         <w:spacing w:after="120"/>
-        <w:jc w:val="right"/>
+        <w:jc w:val="left"/>
       </w:pPr>
       <w:r>
         <w:rPr>
@@ -3094,7 +3093,7 @@
         <w:bidi w:val="1"/>
         <w:spacing w:after="60"/>
         <w:ind w:left="0"/>
-        <w:jc w:val="right"/>
+        <w:jc w:val="left"/>
       </w:pPr>
       <w:r>
         <w:rPr>
@@ -3136,7 +3135,7 @@
         <w:bidi w:val="1"/>
         <w:spacing w:after="60"/>
         <w:ind w:left="0"/>
-        <w:jc w:val="right"/>
+        <w:jc w:val="left"/>
       </w:pPr>
       <w:r>
         <w:rPr>
@@ -3178,7 +3177,7 @@
         <w:bidi w:val="1"/>
         <w:spacing w:after="60"/>
         <w:ind w:left="0"/>
-        <w:jc w:val="right"/>
+        <w:jc w:val="left"/>
       </w:pPr>
       <w:r>
         <w:rPr>
@@ -3220,7 +3219,7 @@
         <w:bidi w:val="1"/>
         <w:spacing w:after="60"/>
         <w:ind w:left="0"/>
-        <w:jc w:val="right"/>
+        <w:jc w:val="left"/>
       </w:pPr>
       <w:r>
         <w:rPr>
@@ -3285,7 +3284,7 @@
         <w:bidi w:val="1"/>
         <w:spacing w:after="60"/>
         <w:ind w:left="0"/>
-        <w:jc w:val="right"/>
+        <w:jc w:val="left"/>
       </w:pPr>
       <w:r>
         <w:rPr>
@@ -3303,7 +3302,7 @@
       <w:pPr>
         <w:bidi w:val="1"/>
         <w:spacing w:before="240" w:after="120"/>
-        <w:jc w:val="right"/>
+        <w:jc w:val="center"/>
       </w:pPr>
       <w:r>
         <w:rPr>
@@ -3324,7 +3323,7 @@
         <w:bidi w:val="1"/>
         <w:spacing w:after="60"/>
         <w:ind w:left="0"/>
-        <w:jc w:val="right"/>
+        <w:jc w:val="left"/>
       </w:pPr>
       <w:r>
         <w:rPr>
@@ -3366,7 +3365,7 @@
         <w:bidi w:val="1"/>
         <w:spacing w:after="60"/>
         <w:ind w:left="0"/>
-        <w:jc w:val="right"/>
+        <w:jc w:val="left"/>
       </w:pPr>
       <w:r>
         <w:rPr>
@@ -3408,7 +3407,7 @@
         <w:bidi w:val="1"/>
         <w:spacing w:after="60"/>
         <w:ind w:left="0"/>
-        <w:jc w:val="right"/>
+        <w:jc w:val="left"/>
       </w:pPr>
       <w:r>
         <w:rPr>
@@ -3473,7 +3472,7 @@
         <w:bidi w:val="1"/>
         <w:spacing w:after="60"/>
         <w:ind w:left="0"/>
-        <w:jc w:val="right"/>
+        <w:jc w:val="left"/>
       </w:pPr>
       <w:r>
         <w:rPr>
@@ -3515,7 +3514,7 @@
         <w:bidi w:val="1"/>
         <w:spacing w:after="60"/>
         <w:ind w:left="0"/>
-        <w:jc w:val="right"/>
+        <w:jc w:val="left"/>
       </w:pPr>
       <w:r>
         <w:rPr>
@@ -3557,7 +3556,7 @@
         <w:bidi w:val="1"/>
         <w:spacing w:after="60"/>
         <w:ind w:left="0"/>
-        <w:jc w:val="right"/>
+        <w:jc w:val="left"/>
       </w:pPr>
       <w:r>
         <w:rPr>
@@ -3599,7 +3598,7 @@
         <w:bidi w:val="1"/>
         <w:spacing w:after="60"/>
         <w:ind w:left="0"/>
-        <w:jc w:val="right"/>
+        <w:jc w:val="left"/>
       </w:pPr>
       <w:r>
         <w:rPr>
@@ -3664,7 +3663,7 @@
         <w:bidi w:val="1"/>
         <w:spacing w:after="60"/>
         <w:ind w:left="0"/>
-        <w:jc w:val="right"/>
+        <w:jc w:val="left"/>
       </w:pPr>
       <w:r>
         <w:rPr>
@@ -3682,7 +3681,7 @@
       <w:pPr>
         <w:bidi w:val="1"/>
         <w:spacing w:before="240" w:after="120"/>
-        <w:jc w:val="right"/>
+        <w:jc w:val="center"/>
       </w:pPr>
       <w:r>
         <w:rPr>
@@ -3703,7 +3702,7 @@
         <w:bidi w:val="1"/>
         <w:spacing w:after="60"/>
         <w:ind w:left="0"/>
-        <w:jc w:val="right"/>
+        <w:jc w:val="left"/>
       </w:pPr>
       <w:r>
         <w:rPr>
@@ -3734,7 +3733,7 @@
         <w:bidi w:val="1"/>
         <w:spacing w:after="60"/>
         <w:ind w:left="0"/>
-        <w:jc w:val="right"/>
+        <w:jc w:val="left"/>
       </w:pPr>
       <w:r>
         <w:rPr>
@@ -3753,7 +3752,7 @@
         <w:bidi w:val="1"/>
         <w:spacing w:after="60"/>
         <w:ind w:left="0"/>
-        <w:jc w:val="right"/>
+        <w:jc w:val="left"/>
       </w:pPr>
       <w:r>
         <w:rPr>
@@ -3772,7 +3771,7 @@
         <w:bidi w:val="1"/>
         <w:spacing w:after="60"/>
         <w:ind w:left="0"/>
-        <w:jc w:val="right"/>
+        <w:jc w:val="left"/>
       </w:pPr>
       <w:r>
         <w:rPr>
@@ -3791,7 +3790,7 @@
         <w:bidi w:val="1"/>
         <w:spacing w:after="60"/>
         <w:ind w:left="0"/>
-        <w:jc w:val="right"/>
+        <w:jc w:val="left"/>
       </w:pPr>
       <w:r>
         <w:rPr>
@@ -3810,7 +3809,7 @@
         <w:bidi w:val="1"/>
         <w:spacing w:after="60"/>
         <w:ind w:left="0"/>
-        <w:jc w:val="right"/>
+        <w:jc w:val="left"/>
       </w:pPr>
       <w:r>
         <w:rPr>
@@ -3828,7 +3827,7 @@
       <w:pPr>
         <w:bidi w:val="1"/>
         <w:spacing w:before="240" w:after="120"/>
-        <w:jc w:val="right"/>
+        <w:jc w:val="center"/>
       </w:pPr>
       <w:r>
         <w:rPr>
@@ -3848,7 +3847,7 @@
       <w:pPr>
         <w:bidi w:val="1"/>
         <w:spacing w:after="120"/>
-        <w:jc w:val="right"/>
+        <w:jc w:val="left"/>
       </w:pPr>
       <w:r>
         <w:rPr>
@@ -3867,6 +3866,7 @@
       <w:pgMar w:top="1440" w:right="1280" w:bottom="1440" w:left="1280" w:header="720" w:footer="720" w:gutter="0"/>
       <w:cols w:space="720"/>
       <w:docGrid w:linePitch="360"/>
+      <w:bidi/>
     </w:sectPr>
   </w:body>
 </w:document>
@@ -4235,6 +4235,9 @@
     <w:name w:val="Normal"/>
     <w:qFormat/>
     <w:rsid w:val="00FC693F"/>
+    <w:pPr>
+      <w:bidi/>
+    </w:pPr>
     <w:rPr>
       <w:rFonts w:ascii="Arial" w:hAnsi="Arial"/>
       <w:sz w:val="24"/>

--- a/docs/ugc-scripts/דף האמת - מה מותר להגיד.docx
+++ b/docs/ugc-scripts/דף האמת - מה מותר להגיד.docx
@@ -188,6 +188,29 @@
           <w:cs/>
           <w:bCs/>
         </w:rPr>
+        <w:t>מותר לומר</w:t>
+      </w:r>
+      <w:r>
+        <w:rPr>
+          <w:rFonts w:ascii="Arial" w:hAnsi="Arial"/>
+          <w:b w:val="0"/>
+          <w:sz w:val="24"/>
+          <w:rFonts w:ascii="Arial" w:hAnsi="Arial" w:cs="Arial" w:eastAsia="Arial"/>
+          <w:rtl/>
+          <w:cs/>
+        </w:rPr>
+        <w:t xml:space="preserve"> (תשובת המפעל, 17.9.2026): אות בגובה 0.035 מ״מ (כמחצית מעובי שערה), אותיות כותרת עד 0.1 מ״מ, שבב/ריבוע כחול של 5 על 5 מ״מ. </w:t>
+      </w:r>
+      <w:r>
+        <w:rPr>
+          <w:rFonts w:ascii="Arial" w:hAnsi="Arial"/>
+          <w:b/>
+          <w:sz w:val="24"/>
+          <w:rFonts w:ascii="Arial" w:hAnsi="Arial" w:cs="Arial" w:eastAsia="Arial"/>
+          <w:rtl/>
+          <w:cs/>
+          <w:bCs/>
+        </w:rPr>
         <w:t>אין לומר</w:t>
       </w:r>
       <w:r>
@@ -199,7 +222,7 @@
           <w:rtl/>
           <w:cs/>
         </w:rPr>
-        <w:t xml:space="preserve"> גובה אות (9 מיקרון), "פי 500", "חצי מילימטר" — המספרים האלה בבדיקה. "קטן מראש סיכה" / "ריבוע כחול קטן" — מותר.</w:t>
+        <w:t xml:space="preserve"> "פי 500", "חצי מילימטר רבוע", "9 מיקרון", "קטן מראש סיכה" (ראש סיכה הוא כ-2 מ״מ, השבב 5).</w:t>
       </w:r>
     </w:p>
     <w:p>

--- a/docs/ugc-scripts/דף האמת - מה מותר להגיד.docx
+++ b/docs/ugc-scripts/דף האמת - מה מותר להגיד.docx
@@ -199,7 +199,7 @@
           <w:rtl/>
           <w:cs/>
         </w:rPr>
-        <w:t xml:space="preserve"> (תשובת המפעל, 17.9.2026): אות בגובה 0.035 מ״מ (כמחצית מעובי שערה), אותיות כותרת עד 0.1 מ״מ, שבב/ריבוע כחול של 5 על 5 מ״מ. </w:t>
+        <w:t xml:space="preserve"> (תשובת המפעל, 17.9.2026): חריטת לייזר (לא "קרן יונים", לא "ננו-ליתוגרפיה"), אות בגובה 0.035 מ״מ (כמחצית מעובי שערה), אותיות כותרת עד 0.1 מ״מ, שבב/ריבוע כחול של 5 על 5 מ״מ. </w:t>
       </w:r>
       <w:r>
         <w:rPr>

--- a/docs/ugc-scripts/דף האמת - מה מותר להגיד.docx
+++ b/docs/ugc-scripts/דף האמת - מה מותר להגיד.docx
@@ -199,7 +199,7 @@
           <w:rtl/>
           <w:cs/>
         </w:rPr>
-        <w:t xml:space="preserve"> (תשובת המפעל, 17.9.2026): חריטת לייזר (לא "קרן יונים", לא "ננו-ליתוגרפיה"), אות בגובה 0.035 מ״מ (כמחצית מעובי שערה), אותיות כותרת עד 0.1 מ״מ, שבב/ריבוע כחול של 5 על 5 מ״מ. </w:t>
+        <w:t xml:space="preserve"> (תשובת המפעל, 17.9.2026): כל שבב מושווה תו-אחר-תו לקובץ המקור אחרי הצריבה (אישרו במילים האלה), חריטת לייזר (לא "קרן יונים", לא "ננו-ליתוגרפיה"), אות בגובה 0.035 מ״מ (כמחצית מעובי שערה), אותיות כותרת עד 0.1 מ״מ, שבב/ריבוע כחול של 5 על 5 מ״מ. </w:t>
       </w:r>
       <w:r>
         <w:rPr>

--- a/docs/ugc-scripts/דף האמת - מה מותר להגיד.docx
+++ b/docs/ugc-scripts/דף האמת - מה מותר להגיד.docx
@@ -199,7 +199,7 @@
           <w:rtl/>
           <w:cs/>
         </w:rPr>
-        <w:t xml:space="preserve"> (תשובת המפעל, 17.9.2026): כל שבב מושווה תו-אחר-תו לקובץ המקור אחרי הצריבה (אישרו במילים האלה), חריטת לייזר (לא "קרן יונים", לא "ננו-ליתוגרפיה"), אות בגובה 0.035 מ״מ (כמחצית מעובי שערה), אותיות כותרת עד 0.1 מ״מ, שבב/ריבוע כחול של 5 על 5 מ״מ. </w:t>
+        <w:t xml:space="preserve"> (תשובת המפעל, 17.9.2026): כל שבב מושווה תו-אחר-תו לקובץ המקור אחרי הצריבה (אישרו במילים האלה), "המעבדה" בלי שם (עמית: זה מעבדה), חריטת לייזר (לא "קרן יונים", לא "ננו-ליתוגרפיה"), אות בגובה 0.035 מ״מ (כמחצית מעובי שערה), אותיות כותרת עד 0.1 מ״מ, שבב/ריבוע כחול של 5 על 5 מ״מ. </w:t>
       </w:r>
       <w:r>
         <w:rPr>

--- a/docs/ugc-scripts/דף האמת - מה מותר להגיד.docx
+++ b/docs/ugc-scripts/דף האמת - מה מותר להגיד.docx
@@ -199,7 +199,7 @@
           <w:rtl/>
           <w:cs/>
         </w:rPr>
-        <w:t xml:space="preserve"> (תשובת המפעל, 17.9.2026): כל שבב מושווה תו-אחר-תו לקובץ המקור אחרי הצריבה (אישרו במילים האלה), "המעבדה" בלי שם (עמית: זה מעבדה), חריטת לייזר (לא "קרן יונים", לא "ננו-ליתוגרפיה"), אות בגובה 0.035 מ״מ (כמחצית מעובי שערה), אותיות כותרת עד 0.1 מ״מ, שבב/ריבוע כחול של 5 על 5 מ״מ. </w:t>
+        <w:t xml:space="preserve"> (תשובת המפעל, 17.9.2026): כל שבב מושווה תו-אחר-תו לקובץ המקור אחרי הצריבה (אישרו במילים האלה), "המעבדה" בלי שם (עמית: זה מעבדה), חריטת לייזר, חלון זכוכית (לא ספיר!), אטום הרמטית ועמיד למים/זיעה/תמרוקים, לא לנקות באולטרסוני (לא "קרן יונים", לא "ננו-ליתוגרפיה"), אות בגובה 0.035 מ״מ (כמחצית מעובי שערה), אותיות כותרת עד 0.1 מ״מ, שבב/ריבוע כחול של 5 על 5 מ״מ. </w:t>
       </w:r>
       <w:r>
         <w:rPr>

--- a/docs/ugc-scripts/דף האמת - מה מותר להגיד.docx
+++ b/docs/ugc-scripts/דף האמת - מה מותר להגיד.docx
@@ -73,7 +73,7 @@
           <w:rtl/>
           <w:cs/>
         </w:rPr>
-        <w:t>תכשיט (שרשרת, צמיד, סיכה לעגלה) שבתוכו ריבוע כחול קטן — שבב סיליקון, ועליו צרוב נוסח שלם של ברכה. את הנוסח בוחרים לפני ההזמנה מתוך חמישה. המילים אינן מודפסות ואינן מצופות — הן חרוטות לתוך החומר, ולכן לא דוהות.</w:t>
+        <w:t>תכשיט (שרשרת, צמיד, סיכה לעגלה) שבתוכו ריבוע כחול קטן — שבב זכוכית, ועליו צרוב נוסח שלם של ברכה. את הנוסח בוחרים לפני ההזמנה מתוך חמישה. המילים אינן מודפסות ואינן מצופות — הן חרוטות לתוך החומר, ולכן בשימוש רגיל לא דוהות.</w:t>
       </w:r>
     </w:p>
     <w:p>
@@ -199,7 +199,7 @@
           <w:rtl/>
           <w:cs/>
         </w:rPr>
-        <w:t xml:space="preserve"> (תשובת המפעל, 17.9.2026): כל שבב מושווה תו-אחר-תו לקובץ המקור אחרי הצריבה (אישרו במילים האלה), "המעבדה" בלי שם (עמית: זה מעבדה), חריטת לייזר, חלון זכוכית (לא ספיר!), אטום הרמטית ועמיד למים/זיעה/תמרוקים, לא לנקות באולטרסוני (לא "קרן יונים", לא "ננו-ליתוגרפיה"), אות בגובה 0.035 מ״מ (כמחצית מעובי שערה), אותיות כותרת עד 0.1 מ״מ, שבב/ריבוע כחול של 5 על 5 מ״מ. </w:t>
+        <w:t xml:space="preserve"> (תשובת המפעל, 17.9.2026): כל שבב מושווה תו-אחר-תו לקובץ המקור אחרי הצריבה (אישרו במילים האלה), "המעבדה" בלי שם (עמית: זה מעבדה), חריטת לייזר, הכתב חרוט על זכוכית (לא סיליקון, לא ספיר!), אטום הרמטית ועמיד למים/זיעה/תמרוקים, לא לנקות באולטרסוני (לא "קרן יונים", לא "ננו-ליתוגרפיה"), אות בגובה 0.035 מ״מ (כמחצית מעובי שערה), אותיות כותרת עד 0.1 מ״מ, שבב/ריבוע כחול של 5 על 5 מ״מ. </w:t>
       </w:r>
       <w:r>
         <w:rPr>
@@ -222,7 +222,7 @@
           <w:rtl/>
           <w:cs/>
         </w:rPr>
-        <w:t xml:space="preserve"> "פי 500", "חצי מילימטר רבוע", "9 מיקרון", "קטן מראש סיכה" (ראש סיכה הוא כ-2 מ״מ, השבב 5).</w:t>
+        <w:t xml:space="preserve"> "נבדק במעבדה חיצונית"/"תקן" (אין דוח בדיקה), "פי 500", "חצי מילימטר רבוע", "9 מיקרון", "קטן מראש סיכה" (ראש סיכה הוא כ-2 מ״מ, השבב 5).</w:t>
       </w:r>
     </w:p>
     <w:p>

--- a/docs/ugc-scripts/דף האמת - מה מותר להגיד.docx
+++ b/docs/ugc-scripts/דף האמת - מה מותר להגיד.docx
@@ -3644,7 +3644,7 @@
           <w:cs/>
           <w:bCs/>
         </w:rPr>
-        <w:t>20% הנחה על ההזמנה הראשונה</w:t>
+        <w:t>15% הנחה על ההזמנה הראשונה</w:t>
       </w:r>
       <w:r>
         <w:rPr>
